--- a/javoblar/007.docx
+++ b/javoblar/007.docx
@@ -165,7 +165,7 @@
         <w:spacing w:after="40"/>
       </w:pPr>
       <w:r>
-        <w:t xml:space="preserve">Umumiy epidemiologiya. Oliy tibbiy ta'lim darsligi. — Toshkent: Tibbiyot nashriyoti. (Gromashevskiy, yuqish mexanizmlari tasnifi.)</w:t>
+        <w:t xml:space="preserve">Mirtazayev O.M., Zuyeva L.P., Matnazarova G.S. Epidemiologiya. — Toshkent, 2016.</w:t>
       </w:r>
     </w:p>
     <w:p>
@@ -178,7 +178,7 @@
         <w:spacing w:after="40"/>
       </w:pPr>
       <w:r>
-        <w:t xml:space="preserve">World Health Organization. Infectious disease transmission and control measures. URL: https://www.who.int</w:t>
+        <w:t xml:space="preserve">Gromashevskiy L.V. Yuqish mexanizmlari tasnifi (umumiy epidemiologiya).</w:t>
       </w:r>
     </w:p>
     <w:p>
@@ -191,7 +191,7 @@
         <w:spacing w:after="40"/>
       </w:pPr>
       <w:r>
-        <w:t xml:space="preserve">X. Komilov kutubxonasi materiallari (ochiq manba). URL: https://xayrullokomilov.uz/kutubxona</w:t>
+        <w:t xml:space="preserve">Heymann D.L. (ed.). Control of Communicable Diseases Manual, 20th ed. Washington: APHA.</w:t>
       </w:r>
     </w:p>
     <w:sectPr>

--- a/javoblar/007.docx
+++ b/javoblar/007.docx
@@ -5,153 +5,559 @@
     <w:p>
       <w:pPr>
         <w:pStyle w:val="Heading1"/>
-        <w:spacing w:after="200"/>
-      </w:pPr>
-      <w:r>
-        <w:t xml:space="preserve">7. Epidemik jarayonning ta'rifi, kasallikning yuqish yo'liga qarab, epidemiyaga qarshi choralarning xususiyatlari</w:t>
-      </w:r>
-    </w:p>
-    <w:p>
-      <w:pPr>
-        <w:spacing w:after="120"/>
-        <w:jc w:val="both"/>
-      </w:pPr>
-      <w:r>
-        <w:t xml:space="preserve">Epidemik jarayon — aholi orasida yuqumli kasalliklarning uzluksiz paydo bo'lishi va tarqalishi jarayoni bo'lib, u infeksiya manbai, qo'zg'atuvchining yuqish mexanizmi va qabul qiluvchan organizmning birgalikda mavjud bo'lishida yuzaga keladi. Epidemiyaga qarshi choralarning yo'nalishi va xususiyati aynan kasallikning yetakchi yuqish mexanizmi va yuqish yo'liga bog'liq holda belgilanadi. Shu sababli vrach-epidemiolog uchun har bir kasallikning yuqish yo'lini aniq bilish — tadbirlarni to'g'ri va samarali rejalashtirishning asosiy shartidir [1].</w:t>
+        <w:spacing w:after="240"/>
+        <w:jc w:val="center"/>
+      </w:pPr>
+      <w:r>
+        <w:rPr>
+          <w:rFonts w:ascii="Times New Roman" w:cs="Times New Roman" w:eastAsia="Times New Roman" w:hAnsi="Times New Roman"/>
+          <w:b/>
+          <w:bCs/>
+          <w:sz w:val="28"/>
+          <w:szCs w:val="28"/>
+        </w:rPr>
+        <w:t xml:space="preserve">7. Odam immun tizimi va uning epidemiologik ahamiyati. Sun'iy va tabiiy immunitetning farqlari</w:t>
       </w:r>
     </w:p>
     <w:p>
       <w:pPr>
         <w:pStyle w:val="Heading2"/>
-        <w:spacing w:after="80" w:before="160"/>
-      </w:pPr>
-      <w:r>
-        <w:t xml:space="preserve">Yuqish mexanizmlari va yo'llari</w:t>
-      </w:r>
-    </w:p>
-    <w:p>
-      <w:pPr>
-        <w:spacing w:after="120"/>
-        <w:jc w:val="both"/>
-      </w:pPr>
-      <w:r>
-        <w:t xml:space="preserve">L.V. Gromashevskiy ta'limotiga ko'ra, yuqish mexanizmi qo'zg'atuvchining organizmdagi birlamchi joylashuviga mos keladi va to'rt asosiy turga bo'linadi: fekal-oral (ichak infeksiyalari), aerozol yoki havo-tomchi (nafas yo'llari infeksiyalari), transmissiv (qon infeksiyalari) va kontakt (teri-shilliq qavat infeksiyalari). Mexanizm — qo'zg'atuvchi o'tishining umumiy usuli bo'lsa, yo'l — bu o'tishni amalga oshiruvchi aniq omillar majmuidir. Masalan, fekal-oral mexanizm suv, oziq-ovqat va maishiy-kontakt yo'llari orqali amalga oshadi. Har bir mexanizm uchun tadbirlar majmuasi o'ziga xos bo'ladi [1]. Yuqish mexanizmi uch bosqichli jarayon ekanligini ta'kidlash muhim: birinchi bosqich — qo'zg'atuvchining infeksiya manbaidan tashqi muhitga ajralib chiqishi; ikkinchi bosqich — qo'zg'atuvchining tashqi muhit omillarida (suv, havo, oziq-ovqat, tashuvchi) bo'lishi; uchinchi bosqich — uning qabul qiluvchan organizmga kirishi. Epidemiyaga qarshi choralar ushbu uch bosqichdan har qaysisiga qaratilishi mumkin, biroq amalda eng samarali va amalga oshirish mumkin bo'lgan bosqich tanlanadi. Bu yondashuv har bir kasallik uchun aniq va asoslangan tadbirlar rejasini tuzish imkonini beradi.</w:t>
+        <w:spacing w:after="100" w:before="200"/>
+      </w:pPr>
+      <w:r>
+        <w:rPr>
+          <w:rFonts w:ascii="Times New Roman" w:cs="Times New Roman" w:eastAsia="Times New Roman" w:hAnsi="Times New Roman"/>
+          <w:b/>
+          <w:bCs/>
+          <w:sz w:val="28"/>
+          <w:szCs w:val="28"/>
+        </w:rPr>
+        <w:t xml:space="preserve">Kirish</w:t>
+      </w:r>
+    </w:p>
+    <w:p>
+      <w:pPr>
+        <w:spacing w:after="120" w:line="276"/>
+        <w:ind w:firstLine="567"/>
+        <w:jc w:val="both"/>
+      </w:pPr>
+      <w:r>
+        <w:rPr>
+          <w:rFonts w:ascii="Times New Roman" w:cs="Times New Roman" w:eastAsia="Times New Roman" w:hAnsi="Times New Roman"/>
+          <w:sz w:val="28"/>
+          <w:szCs w:val="28"/>
+        </w:rPr>
+        <w:t xml:space="preserve">Immun tizim organizmni genetik jihatdan begona moddalardan, shu jumladan kasallik qo'zg'atuvchilaridan himoya qiladi. Epidemiologiyada u epidemik jarayonning uchinchi zanjiri — moyil organizm holatini belgilaydi: aholining immunitet darajasi qanchalik yuqori bo'lsa, qo'zg'atuvchining tarqalish imkoniyati shunchalik cheklanadi [1, 2].</w:t>
       </w:r>
     </w:p>
     <w:p>
       <w:pPr>
         <w:pStyle w:val="Heading2"/>
-        <w:spacing w:after="80" w:before="160"/>
-      </w:pPr>
-      <w:r>
-        <w:t xml:space="preserve">Fekal-oral yuqish yo'li va unga qarshi choralar</w:t>
-      </w:r>
-    </w:p>
-    <w:p>
-      <w:pPr>
-        <w:spacing w:after="120"/>
-        <w:jc w:val="both"/>
-      </w:pPr>
-      <w:r>
-        <w:t xml:space="preserve">Fekal-oral mexanizmli ichak infeksiyalarida (ich terlama, dizenteriya, vabo, virusli gepatit A) qo'zg'atuvchi najas orqali tashqi muhitga chiqib, suv, oziq-ovqat yoki iflos qo'llar orqali yangi organizmga kiradi. Bunday kasalliklarda epidemiyaga qarshi choralarning asosiy yo'nalishi — yuqish yo'llarini uzish: xavfsiz ichimlik suvi bilan ta'minlash, kanalizatsiya va axlat xo'jaligini tartibga solish, oziq-ovqat xavfsizligini nazorat qilish, shaxsiy gigiyenani targ'ib qilish hamda joriy va yakuniy dezinfeksiya o'tkazish. Infeksiya manbaini bartaraf etish (bemorni ajratish, tashuvchilarni aniqlash) ham muhim o'rin tutadi [1][2]. Ichak infeksiyalarining muhim xususiyati — ularning yozgi-kuzgi mavsumiyligi bo'lib, bu issiq iqlimda qo'zg'atuvchining tashqi muhitda ko'proq saqlanishi va pashsha faolligining ortishi bilan bog'liq. Shuning uchun O'zbekiston sharoitida epidemik mavsum oldidan profilaktik tadbirlar — suv manbalarini nazorat qilish, bozor va umumiy ovqatlanish shoxobchalarida sanitariya nazoratini kuchaytirish — alohida ahamiyat kasb etadi. Dekretlangan kontingent (oziq-ovqat, bolalar muassasalari xodimlari) ustidan muntazam tibbiy ko'rik va tashuvchilikka tekshiruv ham samarali profilaktik chora hisoblanadi.</w:t>
+        <w:spacing w:after="100" w:before="200"/>
+      </w:pPr>
+      <w:r>
+        <w:rPr>
+          <w:rFonts w:ascii="Times New Roman" w:cs="Times New Roman" w:eastAsia="Times New Roman" w:hAnsi="Times New Roman"/>
+          <w:b/>
+          <w:bCs/>
+          <w:sz w:val="28"/>
+          <w:szCs w:val="28"/>
+        </w:rPr>
+        <w:t xml:space="preserve">Immun tizimning tuzilishi va ishlashi</w:t>
+      </w:r>
+    </w:p>
+    <w:p>
+      <w:pPr>
+        <w:spacing w:after="120" w:line="276"/>
+        <w:ind w:firstLine="567"/>
+        <w:jc w:val="both"/>
+      </w:pPr>
+      <w:r>
+        <w:rPr>
+          <w:rFonts w:ascii="Times New Roman" w:cs="Times New Roman" w:eastAsia="Times New Roman" w:hAnsi="Times New Roman"/>
+          <w:sz w:val="28"/>
+          <w:szCs w:val="28"/>
+        </w:rPr>
+        <w:t xml:space="preserve">Organizmning limfoid to'qimalari "o'zinikini begonadan" ajrata olish qobiliyatiga ega; irsiy begona antigenlarga qarshi immun javob qon-limfoid a'zolarda maxsus antitelolar va limfotsitlar yordamida amalga oshiriladi [3]. Darslikda besh xil immun javob ajratiladi: gumoral, hujayraviy, immunologik tolerantlik, tezkor va sustkor o'ta sezuvchanlik reaksiyalari [3]. Himoya ikki tizimga bo'linadi [4]:</w:t>
+      </w:r>
+    </w:p>
+    <w:p>
+      <w:pPr>
+        <w:pStyle w:val="ListParagraph"/>
+        <w:numPr>
+          <w:ilvl w:val="0"/>
+          <w:numId w:val="2"/>
+        </w:numPr>
+        <w:spacing w:after="60" w:line="276"/>
+        <w:jc w:val="both"/>
+      </w:pPr>
+      <w:r>
+        <w:rPr>
+          <w:rFonts w:ascii="Times New Roman" w:cs="Times New Roman" w:eastAsia="Times New Roman" w:hAnsi="Times New Roman"/>
+          <w:sz w:val="28"/>
+          <w:szCs w:val="28"/>
+        </w:rPr>
+        <w:t xml:space="preserve">Tug'ma (nomaxsus) immunitet mikrob kirgandan so'ng darhol, oldindan faollashishni talab qilmasdan ishlaydi. Uning asosiy tarkibiy qismlari fagotsitlar (neytrofillar, monotsitlar, makrofaglar, dendritik hujayralar), NK-hujayralar va komplement tizimidir [4]. Neytrofil o'rtacha 10–20 bakteriyani fagotsitoz qilgach halok bo'ladi, halok bo'lgan neytrofillar yiring tarkibining asosini tashkil etadi [4].</w:t>
+      </w:r>
+    </w:p>
+    <w:p>
+      <w:pPr>
+        <w:pStyle w:val="ListParagraph"/>
+        <w:numPr>
+          <w:ilvl w:val="0"/>
+          <w:numId w:val="2"/>
+        </w:numPr>
+        <w:spacing w:after="60" w:line="276"/>
+        <w:jc w:val="both"/>
+      </w:pPr>
+      <w:r>
+        <w:rPr>
+          <w:rFonts w:ascii="Times New Roman" w:cs="Times New Roman" w:eastAsia="Times New Roman" w:hAnsi="Times New Roman"/>
+          <w:sz w:val="28"/>
+          <w:szCs w:val="28"/>
+        </w:rPr>
+        <w:t xml:space="preserve">Orttirilgan (adaptiv, maxsus) immunitet immunologik xotiraga ega: shu mikrob bilan qayta uchrashganda javob ancha tez va kuchli rivojlanadi [4].</w:t>
+      </w:r>
+    </w:p>
+    <w:p>
+      <w:pPr>
+        <w:spacing w:after="120" w:line="276"/>
+        <w:ind w:firstLine="567"/>
+        <w:jc w:val="both"/>
+      </w:pPr>
+      <w:r>
+        <w:rPr>
+          <w:rFonts w:ascii="Times New Roman" w:cs="Times New Roman" w:eastAsia="Times New Roman" w:hAnsi="Times New Roman"/>
+          <w:sz w:val="28"/>
+          <w:szCs w:val="28"/>
+        </w:rPr>
+        <w:t xml:space="preserve">Tug'ma himoyaning gumoral omillariga properdin tizimi, beta-lizin, leykinlar kiradi; qon zardobida C-reaktiv oqsilning aniqlanishi kuchli yallig'lanish jarayonidan dalolat beradi [3]. Komplementning ko'p qismini monotsit va makrofaglar sintez qiladi [3]. T-limfotsitlar timusda yetiladi: timus epiteliy hujayralari ishlab chiqaradigan timozin, timulin va timopoetin gormonlari ta'sirida ular turli vazifalarni bajaradigan subpopulyatsiyalarga ajraladi [3]. Mikroorganizmlarga qarshi himoyaning asosiy mexanizmi fagotsitoz bo'lib, maxsus antitelo va limfokinlarning opsonik ta'siri uni kuchaytiradi [3].</w:t>
+      </w:r>
+    </w:p>
+    <w:p>
+      <w:pPr>
+        <w:spacing w:after="120" w:line="276"/>
+        <w:ind w:firstLine="567"/>
+        <w:jc w:val="both"/>
+      </w:pPr>
+      <w:r>
+        <w:rPr>
+          <w:rFonts w:ascii="Times New Roman" w:cs="Times New Roman" w:eastAsia="Times New Roman" w:hAnsi="Times New Roman"/>
+          <w:sz w:val="28"/>
+          <w:szCs w:val="28"/>
+        </w:rPr>
+        <w:t xml:space="preserve">Nomaxsus omillarga teri, shilliq qavatlar, oshqozon kislotaliligi, nafas yo'llaridagi kiprikchalar va yo'tal refleksi ham kiradi; to'yib ovqatlanmaslik, alkogolizm hamda nomaxsus immunitetni buzuvchi kasalliklar va davolash moyillikni oshiradi [2].</w:t>
       </w:r>
     </w:p>
     <w:p>
       <w:pPr>
         <w:pStyle w:val="Heading2"/>
-        <w:spacing w:after="80" w:before="160"/>
-      </w:pPr>
-      <w:r>
-        <w:t xml:space="preserve">Havo-tomchi yuqish yo'li va unga qarshi choralar</w:t>
-      </w:r>
-    </w:p>
-    <w:p>
-      <w:pPr>
-        <w:spacing w:after="120"/>
-        <w:jc w:val="both"/>
-      </w:pPr>
-      <w:r>
-        <w:t xml:space="preserve">Havo-tomchi mexanizmli nafas yo'llari infeksiyalarida (qizamiq, difteriya, gripp, ko'kyo'tal, meningokokk infeksiyasi) qo'zg'atuvchi yo'tal, aksirish va gaplashish paytida ajraladigan tomchilar bilan tarqaladi. Bu yo'lni texnik vositalar bilan to'liq uzish qiyin bo'lgani uchun asosiy e'tibor qabul qiluvchan organizmga — ya'ni emlashga (immunprofilaktikaga) qaratiladi. Qo'shimcha choralar: bemorni erta aniqlash va ajratish, xonalarni shamollatish va zararsizlantirish, niqob taqish, olomon to'planishini cheklash hamda muloqotda bo'lganlarni kuzatish. Boshqariladigan infeksiyalarda (qizamiq, difteriya) yuqori emlash qamrovi hal qiluvchi ahamiyatga ega [1][2]. Havo-tomchi infeksiyalarning yuqumliligi juda yuqori bo'lgani uchun (masalan, qizamiqda bazaviy reproduksiya ko'rsatkichi R0 taxminan 12–18 ni tashkil etadi) jamoaviy immunitetga erishish uchun aholining juda katta ulushi — ba'zan 95% dan ortig'i — emlangan bo'lishi talab etiladi. Emlash qamrovining pasayishi bu kasalliklarning tez va keng avj olishiga olib keladi, buni so'nggi yillardagi qizamiq epidemiyalari yaqqol ko'rsatdi.</w:t>
+        <w:spacing w:after="100" w:before="200"/>
+      </w:pPr>
+      <w:r>
+        <w:rPr>
+          <w:rFonts w:ascii="Times New Roman" w:cs="Times New Roman" w:eastAsia="Times New Roman" w:hAnsi="Times New Roman"/>
+          <w:b/>
+          <w:bCs/>
+          <w:sz w:val="28"/>
+          <w:szCs w:val="28"/>
+        </w:rPr>
+        <w:t xml:space="preserve">Tabiiy va sun'iy immunitet</w:t>
+      </w:r>
+    </w:p>
+    <w:p>
+      <w:pPr>
+        <w:spacing w:after="120" w:line="276"/>
+        <w:ind w:firstLine="567"/>
+        <w:jc w:val="both"/>
+      </w:pPr>
+      <w:r>
+        <w:rPr>
+          <w:rFonts w:ascii="Times New Roman" w:cs="Times New Roman" w:eastAsia="Times New Roman" w:hAnsi="Times New Roman"/>
+          <w:sz w:val="28"/>
+          <w:szCs w:val="28"/>
+        </w:rPr>
+        <w:t xml:space="preserve">O'zbekistonda tibbiyot oliygohlari uchun tavsiya etilgan darslikda orttirilgan immunitet tabiiy va sun'iy turlarga, ularning har biri faol va sust turlarga bo'linadi [3]. Orttirilgan immunitet nasldan naslga o'tmaydi va faqat shu kasallik qo'zg'atuvchisi turiga qarshi hosil bo'ladi [3]. Tasnif quyidagicha [3]:</w:t>
+      </w:r>
+    </w:p>
+    <w:p>
+      <w:pPr>
+        <w:pStyle w:val="ListParagraph"/>
+        <w:numPr>
+          <w:ilvl w:val="0"/>
+          <w:numId w:val="3"/>
+        </w:numPr>
+        <w:spacing w:after="60" w:line="276"/>
+        <w:jc w:val="both"/>
+      </w:pPr>
+      <w:r>
+        <w:rPr>
+          <w:rFonts w:ascii="Times New Roman" w:cs="Times New Roman" w:eastAsia="Times New Roman" w:hAnsi="Times New Roman"/>
+          <w:sz w:val="28"/>
+          <w:szCs w:val="28"/>
+        </w:rPr>
+        <w:t xml:space="preserve">Tabiiy faol immunitet — yuqumli kasallikdan sog'aygandan keyin yuzaga keladi.</w:t>
+      </w:r>
+    </w:p>
+    <w:p>
+      <w:pPr>
+        <w:pStyle w:val="ListParagraph"/>
+        <w:numPr>
+          <w:ilvl w:val="0"/>
+          <w:numId w:val="3"/>
+        </w:numPr>
+        <w:spacing w:after="60" w:line="276"/>
+        <w:jc w:val="both"/>
+      </w:pPr>
+      <w:r>
+        <w:rPr>
+          <w:rFonts w:ascii="Times New Roman" w:cs="Times New Roman" w:eastAsia="Times New Roman" w:hAnsi="Times New Roman"/>
+          <w:sz w:val="28"/>
+          <w:szCs w:val="28"/>
+        </w:rPr>
+        <w:t xml:space="preserve">Tabiiy sust immunitet — onadan bolaga yo'ldosh va sut orqali o'tadi.</w:t>
+      </w:r>
+    </w:p>
+    <w:p>
+      <w:pPr>
+        <w:pStyle w:val="ListParagraph"/>
+        <w:numPr>
+          <w:ilvl w:val="0"/>
+          <w:numId w:val="3"/>
+        </w:numPr>
+        <w:spacing w:after="60" w:line="276"/>
+        <w:jc w:val="both"/>
+      </w:pPr>
+      <w:r>
+        <w:rPr>
+          <w:rFonts w:ascii="Times New Roman" w:cs="Times New Roman" w:eastAsia="Times New Roman" w:hAnsi="Times New Roman"/>
+          <w:sz w:val="28"/>
+          <w:szCs w:val="28"/>
+        </w:rPr>
+        <w:t xml:space="preserve">Sun'iy faol immunitet — vaksinalar bilan emlanganda hosil bo'ladi.</w:t>
+      </w:r>
+    </w:p>
+    <w:p>
+      <w:pPr>
+        <w:pStyle w:val="ListParagraph"/>
+        <w:numPr>
+          <w:ilvl w:val="0"/>
+          <w:numId w:val="3"/>
+        </w:numPr>
+        <w:spacing w:after="60" w:line="276"/>
+        <w:jc w:val="both"/>
+      </w:pPr>
+      <w:r>
+        <w:rPr>
+          <w:rFonts w:ascii="Times New Roman" w:cs="Times New Roman" w:eastAsia="Times New Roman" w:hAnsi="Times New Roman"/>
+          <w:sz w:val="28"/>
+          <w:szCs w:val="28"/>
+        </w:rPr>
+        <w:t xml:space="preserve">Sun'iy sust immunitet — zardob, qon, immunoglobulin yoki plazma yuborilgandan so'ng paydo bo'ladi.</w:t>
+      </w:r>
+    </w:p>
+    <w:p>
+      <w:pPr>
+        <w:spacing w:after="120" w:line="276"/>
+        <w:ind w:firstLine="567"/>
+        <w:jc w:val="both"/>
+      </w:pPr>
+      <w:r>
+        <w:rPr>
+          <w:rFonts w:ascii="Times New Roman" w:cs="Times New Roman" w:eastAsia="Times New Roman" w:hAnsi="Times New Roman"/>
+          <w:sz w:val="28"/>
+          <w:szCs w:val="28"/>
+        </w:rPr>
+        <w:t xml:space="preserve">Xalqaro adabiyotda ham maxsus immunitet infeksiya, vaksina yoki anatoksinga javoban rivojlanuvchi yoki onadan yo'ldosh orqali o'tuvchi, antitoksin va immunoglobulin yuborish bilan olinuvchi antitelolar sifatida ta'riflanadi [2]. Tabiiy va sun'iy immunitetning farqlari quyidagi mezonlar bo'yicha tahlil qilinadi:</w:t>
+      </w:r>
+    </w:p>
+    <w:p>
+      <w:pPr>
+        <w:pStyle w:val="ListParagraph"/>
+        <w:numPr>
+          <w:ilvl w:val="0"/>
+          <w:numId w:val="4"/>
+        </w:numPr>
+        <w:spacing w:after="60" w:line="276"/>
+        <w:jc w:val="both"/>
+      </w:pPr>
+      <w:r>
+        <w:rPr>
+          <w:rFonts w:ascii="Times New Roman" w:cs="Times New Roman" w:eastAsia="Times New Roman" w:hAnsi="Times New Roman"/>
+          <w:sz w:val="28"/>
+          <w:szCs w:val="28"/>
+        </w:rPr>
+        <w:t xml:space="preserve">Paydo bo'lish usuli: tabiiy immunitet kasallik yoki ona orqali, sun'iy immunitet esa tibbiy aralashuv (vaksina, zardob, immunoglobulin) orqali hosil bo'ladi [3].</w:t>
+      </w:r>
+    </w:p>
+    <w:p>
+      <w:pPr>
+        <w:pStyle w:val="ListParagraph"/>
+        <w:numPr>
+          <w:ilvl w:val="0"/>
+          <w:numId w:val="4"/>
+        </w:numPr>
+        <w:spacing w:after="60" w:line="276"/>
+        <w:jc w:val="both"/>
+      </w:pPr>
+      <w:r>
+        <w:rPr>
+          <w:rFonts w:ascii="Times New Roman" w:cs="Times New Roman" w:eastAsia="Times New Roman" w:hAnsi="Times New Roman"/>
+          <w:sz w:val="28"/>
+          <w:szCs w:val="28"/>
+        </w:rPr>
+        <w:t xml:space="preserve">Faollik: faol immunitetda organizmning o'zi antitelo va xotira hujayralarini hosil qiladi; sust immunitetda tayyor antitelolar kiritiladi [3, 4].</w:t>
+      </w:r>
+    </w:p>
+    <w:p>
+      <w:pPr>
+        <w:pStyle w:val="ListParagraph"/>
+        <w:numPr>
+          <w:ilvl w:val="0"/>
+          <w:numId w:val="4"/>
+        </w:numPr>
+        <w:spacing w:after="60" w:line="276"/>
+        <w:jc w:val="both"/>
+      </w:pPr>
+      <w:r>
+        <w:rPr>
+          <w:rFonts w:ascii="Times New Roman" w:cs="Times New Roman" w:eastAsia="Times New Roman" w:hAnsi="Times New Roman"/>
+          <w:sz w:val="28"/>
+          <w:szCs w:val="28"/>
+        </w:rPr>
+        <w:t xml:space="preserve">Himoyaning boshlanishi: sust immunitet yuborilgan zahoti himoya beradi, ammo qisqa muddatli; faol immunitet esa qo'zg'atuvchiga qarshi xotira hosil qilgani sababli uzoq saqlanadi (adaptiv immunitetning xotirasi) [4].</w:t>
+      </w:r>
+    </w:p>
+    <w:p>
+      <w:pPr>
+        <w:pStyle w:val="ListParagraph"/>
+        <w:numPr>
+          <w:ilvl w:val="0"/>
+          <w:numId w:val="4"/>
+        </w:numPr>
+        <w:spacing w:after="60" w:line="276"/>
+        <w:jc w:val="both"/>
+      </w:pPr>
+      <w:r>
+        <w:rPr>
+          <w:rFonts w:ascii="Times New Roman" w:cs="Times New Roman" w:eastAsia="Times New Roman" w:hAnsi="Times New Roman"/>
+          <w:sz w:val="28"/>
+          <w:szCs w:val="28"/>
+        </w:rPr>
+        <w:t xml:space="preserve">Xavf: tabiiy faol immunitet kasallik o'tkazish bilan olinadi; sun'iy faol immunitet esa kasallikni o'tkazmasdan, tayyorlangan vaksina yordamida beriladi [3, 2].</w:t>
+      </w:r>
+    </w:p>
+    <w:p>
+      <w:pPr>
+        <w:spacing w:after="120" w:line="276"/>
+        <w:ind w:firstLine="567"/>
+        <w:jc w:val="both"/>
+      </w:pPr>
+      <w:r>
+        <w:rPr>
+          <w:rFonts w:ascii="Times New Roman" w:cs="Times New Roman" w:eastAsia="Times New Roman" w:hAnsi="Times New Roman"/>
+          <w:sz w:val="28"/>
+          <w:szCs w:val="28"/>
+        </w:rPr>
+        <w:t xml:space="preserve">Mikrobga qarshi immunitet steril va nosteril bo'ladi: steril immunitetda kasallikdan so'ng patogen organizmda qolmaydi, nosteril immunitetda esa qo'zg'atuvchi saqlanib qoladi (masalan, sil, qorin tifi, gepatitlarda), lekin kasallik belgilari kuzatilmaydi [3]. Bu tafovut epidemiologik jihatdan muhim, chunki nosteril immunitetli shaxs bakteriya tashuvchi bo'lib, infeksiya manbaiga aylanishi mumkin [3, 2].</w:t>
       </w:r>
     </w:p>
     <w:p>
       <w:pPr>
         <w:pStyle w:val="Heading2"/>
-        <w:spacing w:after="80" w:before="160"/>
-      </w:pPr>
-      <w:r>
-        <w:t xml:space="preserve">Transmissiv va kontakt yo'llar va ularga qarshi choralar</w:t>
-      </w:r>
-    </w:p>
-    <w:p>
-      <w:pPr>
-        <w:spacing w:after="120"/>
-        <w:jc w:val="both"/>
-      </w:pPr>
-      <w:r>
-        <w:t xml:space="preserve">Transmissiv mexanizmli kasalliklarda (bezgak, Qrim-Kongo gemorragik isitmasi, o'lat) qo'zg'atuvchi qon so'ruvchi bo'g'imoyoqlilar (chivinlar, kanalar, burgalar) orqali yuqadi. Bunda asosiy chora — dezinseksiya (tashuvchi hasharotlarni yo'q qilish), odamlarni chaqishdan himoyalash (repellentlar, to'rlar) va tabiiy o'choqlarni nazorat qilishdir. Kontakt mexanizmli kasalliklarda (quturish, kuydirgi, OIV, jinsiy yo'l bilan yuqadigan infeksiyalar) qo'zg'atuvchi bevosita yoki bilvosita teri-shilliq qavat orqali o'tadi; choralar manbani bartaraf etish, shaxsiy himoya vositalari, dezinfeksiya va xulq-atvorni o'zgartirishga qaratiladi. Har bir mexanizmda yetakchi omilga ta'sir eng samarali hisoblanadi [1].</w:t>
+        <w:spacing w:after="100" w:before="200"/>
+      </w:pPr>
+      <w:r>
+        <w:rPr>
+          <w:rFonts w:ascii="Times New Roman" w:cs="Times New Roman" w:eastAsia="Times New Roman" w:hAnsi="Times New Roman"/>
+          <w:b/>
+          <w:bCs/>
+          <w:sz w:val="28"/>
+          <w:szCs w:val="28"/>
+        </w:rPr>
+        <w:t xml:space="preserve">Immunitetning epidemiologik ahamiyati</w:t>
+      </w:r>
+    </w:p>
+    <w:p>
+      <w:pPr>
+        <w:spacing w:after="120" w:line="276"/>
+        <w:ind w:firstLine="567"/>
+        <w:jc w:val="both"/>
+      </w:pPr>
+      <w:r>
+        <w:rPr>
+          <w:rFonts w:ascii="Times New Roman" w:cs="Times New Roman" w:eastAsia="Times New Roman" w:hAnsi="Times New Roman"/>
+          <w:sz w:val="28"/>
+          <w:szCs w:val="28"/>
+        </w:rPr>
+        <w:t xml:space="preserve">Epidemik jarayonning uchinchi zanjiri, ya'ni moyil organizm, tormoz vazifasini bajaradi; emlash yordamida maxsus profilaktika chechak (dunyoda tugatilgan), qizamiq va poliomielitga qarshi kurashda muvaffaqiyat bilan qo'llanilgan [1]. Qo'zg'atuvchining kasallik chaqiradigan dozasi turlicha: ich terlamada 50% ko'ngillini yuqtirish uchun virulent shtammning 10^7 mikrob hujayrasi, tulyaremiyada esa 25–50 hujayra yetarli [1].</w:t>
+      </w:r>
+    </w:p>
+    <w:p>
+      <w:pPr>
+        <w:spacing w:after="120" w:line="276"/>
+        <w:ind w:firstLine="567"/>
+        <w:jc w:val="both"/>
+      </w:pPr>
+      <w:r>
+        <w:rPr>
+          <w:rFonts w:ascii="Times New Roman" w:cs="Times New Roman" w:eastAsia="Times New Roman" w:hAnsi="Times New Roman"/>
+          <w:sz w:val="28"/>
+          <w:szCs w:val="28"/>
+        </w:rPr>
+        <w:t xml:space="preserve">Jamoa immuniteti tushunchasi aholining yetarli qismi chidamli bo'lsa, qolgan moyil kishilar himoyalanishini bildiradi; ammo amalda emlanganlik 85–90 foiz bo'lgan aholida ham qizamiq va qizilcha avj olgan, chunki moyil shaxslar ijtimoiy yoki madaniy guruhlarda to'planadi [2]. Darslikda ta'kidlanishicha, tashqi qoplama va me'da-ichak infeksiyalarida (poliomielitdan tashqari) populyatsion immunitetning tormozlovchi ta'siri odatda sezilarli bo'lmaydi [1].</w:t>
+      </w:r>
+    </w:p>
+    <w:p>
+      <w:pPr>
+        <w:spacing w:after="120" w:line="276"/>
+        <w:ind w:firstLine="567"/>
+        <w:jc w:val="both"/>
+      </w:pPr>
+      <w:r>
+        <w:rPr>
+          <w:rFonts w:ascii="Times New Roman" w:cs="Times New Roman" w:eastAsia="Times New Roman" w:hAnsi="Times New Roman"/>
+          <w:sz w:val="28"/>
+          <w:szCs w:val="28"/>
+        </w:rPr>
+        <w:t xml:space="preserve">Darslikda keltirilgan kuzatuvlarga ko'ra, bolalar infeksiyalarida aholining immunitetsiz qismi ko'proq kasallanadi; tabiiy o'choqli kasalliklarda aksariyat hollarda mintaqaga yangi kelganlar, oldin qo'zg'atuvchi bilan uchrashmagan kishilar kasallanadi; pandemiyalarga olib keladigan A grippi virusining yangi turi paydo bo'lganda ham aholi unga immunitetga ega bo'lmaydi [1]. Shuningdek, maxsus profilaktikasi bo'lmagan havo-tomchi infeksiyalaridan aholi ko'p azob chekadi, sifatli suv bilan ta'minlanmagan aholida esa ichak infeksiyalari bilan kasallanish yuqori bo'ladi [1]. Bu misollar immun holatni baholash va emlashni rejalashtirish epidemiologik nazoratning asosiy qismi ekanini ko'rsatadi.</w:t>
+      </w:r>
+    </w:p>
+    <w:p>
+      <w:pPr>
+        <w:spacing w:after="120" w:line="276"/>
+        <w:ind w:firstLine="567"/>
+        <w:jc w:val="both"/>
+      </w:pPr>
+      <w:r>
+        <w:rPr>
+          <w:rFonts w:ascii="Times New Roman" w:cs="Times New Roman" w:eastAsia="Times New Roman" w:hAnsi="Times New Roman"/>
+          <w:sz w:val="28"/>
+          <w:szCs w:val="28"/>
+        </w:rPr>
+        <w:t xml:space="preserve">Immunitet bilan bog'liq bilimlar amaliy epidemiologiyada quyidagi yo'nalishlarda qo'llanadi [1, 2]:</w:t>
+      </w:r>
+    </w:p>
+    <w:p>
+      <w:pPr>
+        <w:pStyle w:val="ListParagraph"/>
+        <w:numPr>
+          <w:ilvl w:val="0"/>
+          <w:numId w:val="5"/>
+        </w:numPr>
+        <w:spacing w:after="60" w:line="276"/>
+        <w:jc w:val="both"/>
+      </w:pPr>
+      <w:r>
+        <w:rPr>
+          <w:rFonts w:ascii="Times New Roman" w:cs="Times New Roman" w:eastAsia="Times New Roman" w:hAnsi="Times New Roman"/>
+          <w:sz w:val="28"/>
+          <w:szCs w:val="28"/>
+        </w:rPr>
+        <w:t xml:space="preserve">moyil guruhlarni (xavf guruhlarini) immunologik va allergik sinamalar, mikrobiologik va parazitologik tekshiruvlar yordamida doimiy kuzatish;</w:t>
+      </w:r>
+    </w:p>
+    <w:p>
+      <w:pPr>
+        <w:pStyle w:val="ListParagraph"/>
+        <w:numPr>
+          <w:ilvl w:val="0"/>
+          <w:numId w:val="5"/>
+        </w:numPr>
+        <w:spacing w:after="60" w:line="276"/>
+        <w:jc w:val="both"/>
+      </w:pPr>
+      <w:r>
+        <w:rPr>
+          <w:rFonts w:ascii="Times New Roman" w:cs="Times New Roman" w:eastAsia="Times New Roman" w:hAnsi="Times New Roman"/>
+          <w:sz w:val="28"/>
+          <w:szCs w:val="28"/>
+        </w:rPr>
+        <w:t xml:space="preserve">moyil jamoani reja bo'yicha emlash va epidemik ko'rsatmalar bo'yicha emlash;</w:t>
+      </w:r>
+    </w:p>
+    <w:p>
+      <w:pPr>
+        <w:pStyle w:val="ListParagraph"/>
+        <w:numPr>
+          <w:ilvl w:val="0"/>
+          <w:numId w:val="5"/>
+        </w:numPr>
+        <w:spacing w:after="60" w:line="276"/>
+        <w:jc w:val="both"/>
+      </w:pPr>
+      <w:r>
+        <w:rPr>
+          <w:rFonts w:ascii="Times New Roman" w:cs="Times New Roman" w:eastAsia="Times New Roman" w:hAnsi="Times New Roman"/>
+          <w:sz w:val="28"/>
+          <w:szCs w:val="28"/>
+        </w:rPr>
+        <w:t xml:space="preserve">o'choqda shoshilinch profilaktika: kimyoviy, antibiotik, faglar bilan profilaktika va passiv emlash;</w:t>
+      </w:r>
+    </w:p>
+    <w:p>
+      <w:pPr>
+        <w:pStyle w:val="ListParagraph"/>
+        <w:numPr>
+          <w:ilvl w:val="0"/>
+          <w:numId w:val="5"/>
+        </w:numPr>
+        <w:spacing w:after="60" w:line="276"/>
+        <w:jc w:val="both"/>
+      </w:pPr>
+      <w:r>
+        <w:rPr>
+          <w:rFonts w:ascii="Times New Roman" w:cs="Times New Roman" w:eastAsia="Times New Roman" w:hAnsi="Times New Roman"/>
+          <w:sz w:val="28"/>
+          <w:szCs w:val="28"/>
+        </w:rPr>
+        <w:t xml:space="preserve">emlash qamrovi va jamoa immuniteti darajasini hududlar bo'yicha baholash.</w:t>
       </w:r>
     </w:p>
     <w:p>
       <w:pPr>
         <w:pStyle w:val="Heading2"/>
-        <w:spacing w:after="80" w:before="160"/>
-      </w:pPr>
-      <w:r>
-        <w:t xml:space="preserve">Choralarning umumiy tasnifi</w:t>
-      </w:r>
-    </w:p>
-    <w:p>
-      <w:pPr>
-        <w:spacing w:after="120"/>
-        <w:jc w:val="both"/>
-      </w:pPr>
-      <w:r>
-        <w:t xml:space="preserve">Yuqish yo'lidan qat'i nazar, epidemiyaga qarshi choralar uch yo'nalishga bo'linadi: infeksiya manbaiga qaratilgan choralar (bemorlarni aniqlash, ajratish, davolash, tashuvchilarni sanatsiya qilish, zoonozlarda veterinariya tadbirlari); yuqish mexanizmiga qaratilgan choralar (dezinfeksiya, dezinseksiya, deratizatsiya, sanitariya-gigiyenik tadbirlar); qabul qiluvchan organizmga qaratilgan choralar (immunizatsiya, shoshilinch profilaktika, immunoglobulin kiritish). Aniq kasallikda bu yo'nalishlarning qaysi biri yetakchi ekanligi aynan yuqish mexanizmi bilan belgilanadi; resurslarni to'g'ri taqsimlash uchun shu tahlil zarur [1].</w:t>
+        <w:spacing w:after="100" w:before="200"/>
+      </w:pPr>
+      <w:r>
+        <w:rPr>
+          <w:rFonts w:ascii="Times New Roman" w:cs="Times New Roman" w:eastAsia="Times New Roman" w:hAnsi="Times New Roman"/>
+          <w:b/>
+          <w:bCs/>
+          <w:sz w:val="28"/>
+          <w:szCs w:val="28"/>
+        </w:rPr>
+        <w:t xml:space="preserve">Xulosa</w:t>
+      </w:r>
+    </w:p>
+    <w:p>
+      <w:pPr>
+        <w:spacing w:after="120" w:line="276"/>
+        <w:ind w:firstLine="567"/>
+        <w:jc w:val="both"/>
+      </w:pPr>
+      <w:r>
+        <w:rPr>
+          <w:rFonts w:ascii="Times New Roman" w:cs="Times New Roman" w:eastAsia="Times New Roman" w:hAnsi="Times New Roman"/>
+          <w:sz w:val="28"/>
+          <w:szCs w:val="28"/>
+        </w:rPr>
+        <w:t xml:space="preserve">Immun tizim tug'ma va orttirilgan qismlardan iborat bo'lib, orttirilgan immunitet tabiiy va sun'iy, faol va sust turlarga bo'linadi. Epidemiologik nuqtai nazardan emlash orqali hosil qilingan sun'iy faol immunitet aholi moyilligini kamaytirishning eng samarali yo'li; sust immunitet esa shoshilinch profilaktikada qo'llanadi. Emlash qamrovi hududlar va guruhlar kesimida nazorat qilinishi shart [1, 2]. Shu bilan birga immunitet cheksiz himoya bermaydi: u qo'zg'atuvchi dozasiga, uning virulentligiga va organizmning umumiy holatiga bog'liq bo'ladi [1, 2]. Shuning uchun vrach-epidemiolog aholining immun holatini baholab, emlash, shoshilinch profilaktika va sanitariya-gigiyena tadbirlarini birgalikda rejalashtirishi, immunitetni faqat bitta mudofaa vositasi sifatida emas, balki epidemik jarayonni boshqarishning bir qismi sifatida ko'rishi lozim.</w:t>
       </w:r>
     </w:p>
     <w:p>
       <w:pPr>
         <w:pStyle w:val="Heading2"/>
-        <w:spacing w:after="80" w:before="160"/>
-      </w:pPr>
-      <w:r>
-        <w:t xml:space="preserve">Amaliy ahamiyati</w:t>
-      </w:r>
-    </w:p>
-    <w:p>
-      <w:pPr>
-        <w:spacing w:after="120"/>
-        <w:jc w:val="both"/>
-      </w:pPr>
-      <w:r>
-        <w:t xml:space="preserve">Yuqish yo'liga qarab tadbirlarni tabaqalashtirish epidemiyaga qarshi ishning samaradorligini ta'minlaydi. Ichak infeksiyalarida sanitariya-kommunal choralar, aerozol infeksiyalarda emlash, transmissiv kasalliklarda dezinseksiya va o'choq nazorati, kontakt infeksiyalarda esa manba va xulq-atvor choralari ustuvor bo'ladi. Noto'g'ri tanlangan yo'nalish resurslarning behuda sarflanishiga va epidemiyaning davom etishiga olib keladi. Shuning uchun epidemiologik tashxis bosqichida yetakchi yuqish yo'lini aniq belgilash — keyingi barcha tadbirlarning asosini tashkil etadi [1].</w:t>
-      </w:r>
-    </w:p>
-    <w:p>
-      <w:pPr>
-        <w:pStyle w:val="Heading2"/>
-        <w:spacing w:after="80" w:before="160"/>
-      </w:pPr>
-      <w:r>
-        <w:t xml:space="preserve">Xulosa</w:t>
-      </w:r>
-    </w:p>
-    <w:p>
-      <w:pPr>
-        <w:spacing w:after="120"/>
-        <w:jc w:val="both"/>
-      </w:pPr>
-      <w:r>
-        <w:t xml:space="preserve">Epidemik jarayon uch bo'g'inning o'zaro ta'sirida kechadigan uzluksiz jarayon bo'lib, unga qarshi choralarning xususiyati kasallikning yetakchi yuqish mexanizmi va yo'liga bog'liqdir. Fekal-oral kasalliklarda yuqish yo'llarini uzish, havo-tomchi kasalliklarda immunprofilaktika, transmissiv kasalliklarda dezinseksiya va kontakt kasalliklarda manbaga qaratilgan choralar ustuvorlik kasb etadi. Choralar har doim uch yo'nalish (manba, mexanizm, qabul qiluvchan organizm) bo'yicha rejalashtiriladi, biroq ularning nisbiy ahamiyati yuqish yo'liga qarab o'zgaradi. Bu tabaqalashtirilgan yondashuv epidemiyaga qarshi kurashning ilmiy asosini tashkil etadi va vrach-epidemiologdan har bir kasallikning yuqish mexanizmini chuqur tahlil qila olishni talab etadi.</w:t>
-      </w:r>
-    </w:p>
-    <w:p>
-      <w:pPr>
-        <w:pStyle w:val="Heading2"/>
-        <w:spacing w:after="80" w:before="220"/>
-      </w:pPr>
-      <w:r>
+        <w:spacing w:after="100" w:before="280"/>
+      </w:pPr>
+      <w:r>
+        <w:rPr>
+          <w:rFonts w:ascii="Times New Roman" w:cs="Times New Roman" w:eastAsia="Times New Roman" w:hAnsi="Times New Roman"/>
+          <w:b/>
+          <w:bCs/>
+          <w:sz w:val="28"/>
+          <w:szCs w:val="28"/>
+        </w:rPr>
         <w:t xml:space="preserve">Foydalanilgan adabiyotlar</w:t>
       </w:r>
     </w:p>
@@ -160,43 +566,76 @@
         <w:pStyle w:val="ListParagraph"/>
         <w:numPr>
           <w:ilvl w:val="0"/>
-          <w:numId w:val="2"/>
-        </w:numPr>
-        <w:spacing w:after="40"/>
-      </w:pPr>
-      <w:r>
-        <w:t xml:space="preserve">Mirtazayev O.M., Zuyeva L.P., Matnazarova G.S. Epidemiologiya. — Toshkent, 2016.</w:t>
-      </w:r>
-    </w:p>
-    <w:p>
-      <w:pPr>
-        <w:pStyle w:val="ListParagraph"/>
-        <w:numPr>
-          <w:ilvl w:val="0"/>
-          <w:numId w:val="2"/>
-        </w:numPr>
-        <w:spacing w:after="40"/>
-      </w:pPr>
-      <w:r>
-        <w:t xml:space="preserve">Gromashevskiy L.V. Yuqish mexanizmlari tasnifi (umumiy epidemiologiya).</w:t>
-      </w:r>
-    </w:p>
-    <w:p>
-      <w:pPr>
-        <w:pStyle w:val="ListParagraph"/>
-        <w:numPr>
-          <w:ilvl w:val="0"/>
-          <w:numId w:val="2"/>
-        </w:numPr>
-        <w:spacing w:after="40"/>
-      </w:pPr>
-      <w:r>
-        <w:t xml:space="preserve">Heymann D.L. (ed.). Control of Communicable Diseases Manual, 20th ed. Washington: APHA.</w:t>
+          <w:numId w:val="6"/>
+        </w:numPr>
+        <w:spacing w:after="80" w:line="260"/>
+      </w:pPr>
+      <w:r>
+        <w:rPr>
+          <w:rFonts w:ascii="Times New Roman" w:cs="Times New Roman" w:eastAsia="Times New Roman" w:hAnsi="Times New Roman"/>
+          <w:sz w:val="28"/>
+          <w:szCs w:val="28"/>
+        </w:rPr>
+        <w:t xml:space="preserve">Mirtazayev O.M., Zueva L.P., Matnazarova G.S. Epidemiologiya (darslik). Toshkent, 2016. 9-bob (96–101-betlar) va populyatsion immunitet bo'limi. Manba: xayrullokomilov.uz/kutubxona, material № 2356 (matn kirill yozuvida).</w:t>
+      </w:r>
+    </w:p>
+    <w:p>
+      <w:pPr>
+        <w:pStyle w:val="ListParagraph"/>
+        <w:numPr>
+          <w:ilvl w:val="0"/>
+          <w:numId w:val="6"/>
+        </w:numPr>
+        <w:spacing w:after="80" w:line="260"/>
+      </w:pPr>
+      <w:r>
+        <w:rPr>
+          <w:rFonts w:ascii="Times New Roman" w:cs="Times New Roman" w:eastAsia="Times New Roman" w:hAnsi="Times New Roman"/>
+          <w:sz w:val="28"/>
+          <w:szCs w:val="28"/>
+        </w:rPr>
+        <w:t xml:space="preserve">CDC. Principles of Epidemiology in Public Health Practice (SS1978), Lesson 1, Section 10: Chain of Infection. URL: https://archive.cdc.gov/www_cdc_gov/csels/dsepd/ss1978/lesson1/section10.html (kirilgan sana: 30.10.2026).</w:t>
+      </w:r>
+    </w:p>
+    <w:p>
+      <w:pPr>
+        <w:pStyle w:val="ListParagraph"/>
+        <w:numPr>
+          <w:ilvl w:val="0"/>
+          <w:numId w:val="6"/>
+        </w:numPr>
+        <w:spacing w:after="80" w:line="260"/>
+      </w:pPr>
+      <w:r>
+        <w:rPr>
+          <w:rFonts w:ascii="Times New Roman" w:cs="Times New Roman" w:eastAsia="Times New Roman" w:hAnsi="Times New Roman"/>
+          <w:sz w:val="28"/>
+          <w:szCs w:val="28"/>
+        </w:rPr>
+        <w:t xml:space="preserve">Muhamedov I., Eshboyev E., Zokirov N., Zokirov M. Mikrobiologiya, immunologiya, virusologiya. Toshkent: Yangi asr avlodi, 2006. ISBN 5-633-01946-6. Manba: xayrullokomilov.uz/kutubxona, material № 1481 (skanerlangan matn, OCR xatolari mavjud).</w:t>
+      </w:r>
+    </w:p>
+    <w:p>
+      <w:pPr>
+        <w:pStyle w:val="ListParagraph"/>
+        <w:numPr>
+          <w:ilvl w:val="0"/>
+          <w:numId w:val="6"/>
+        </w:numPr>
+        <w:spacing w:after="80" w:line="260"/>
+      </w:pPr>
+      <w:r>
+        <w:rPr>
+          <w:rFonts w:ascii="Times New Roman" w:cs="Times New Roman" w:eastAsia="Times New Roman" w:hAnsi="Times New Roman"/>
+          <w:sz w:val="28"/>
+          <w:szCs w:val="28"/>
+        </w:rPr>
+        <w:t xml:space="preserve">Zornikov D.L., Litusov N.V. Osnovy protivoinfektsionnoy immunologii (o'quv qo'llanma). Yekaterinburg, 2016. 34 s., 4-bob (rus tilida). Manba: xayrullokomilov.uz/kutubxona, material № 1484.</w:t>
       </w:r>
     </w:p>
     <w:sectPr>
       <w:pgSz w:w="11906" w:h="16838" w:orient="portrait"/>
-      <w:pgMar w:top="1134" w:right="850" w:bottom="1134" w:left="1418" w:header="708" w:footer="708" w:gutter="0"/>
+      <w:pgMar w:top="1134" w:right="850" w:bottom="1134" w:left="1701" w:header="708" w:footer="708" w:gutter="0"/>
       <w:pgNumType/>
       <w:docGrid w:linePitch="360"/>
     </w:sectPr>
@@ -368,12 +807,17 @@
     <w:multiLevelType w:val="hybridMultilevel"/>
     <w:lvl w:ilvl="0" w:tentative="1">
       <w:start w:val="1"/>
-      <w:numFmt w:val="bullet"/>
-      <w:lvlText w:val="•"/>
+      <w:numFmt w:val="decimal"/>
+      <w:lvlText w:val="[%1]"/>
       <w:lvlJc w:val="left"/>
       <w:pPr>
-        <w:ind w:left="576" w:hanging="316"/>
-      </w:pPr>
+        <w:ind w:left="720" w:hanging="720"/>
+      </w:pPr>
+      <w:rPr>
+        <w:rFonts w:ascii="Times New Roman" w:cs="Times New Roman" w:eastAsia="Times New Roman" w:hAnsi="Times New Roman"/>
+        <w:sz w:val="28"/>
+        <w:szCs w:val="28"/>
+      </w:rPr>
     </w:lvl>
   </w:abstractNum>
   <w:abstractNum w:abstractNumId="3" w15:restartNumberingAfterBreak="0">
@@ -381,11 +825,16 @@
     <w:lvl w:ilvl="0" w:tentative="1">
       <w:start w:val="1"/>
       <w:numFmt w:val="decimal"/>
-      <w:lvlText w:val="%1."/>
+      <w:lvlText w:val="%1)"/>
       <w:lvlJc w:val="left"/>
       <w:pPr>
-        <w:ind w:left="576" w:hanging="316"/>
-      </w:pPr>
+        <w:ind w:left="851" w:hanging="425"/>
+      </w:pPr>
+      <w:rPr>
+        <w:rFonts w:ascii="Times New Roman" w:cs="Times New Roman" w:eastAsia="Times New Roman" w:hAnsi="Times New Roman"/>
+        <w:sz w:val="28"/>
+        <w:szCs w:val="28"/>
+      </w:rPr>
     </w:lvl>
   </w:abstractNum>
   <w:abstractNum w:abstractNumId="4" w15:restartNumberingAfterBreak="0">
@@ -393,11 +842,50 @@
     <w:lvl w:ilvl="0" w:tentative="1">
       <w:start w:val="1"/>
       <w:numFmt w:val="decimal"/>
-      <w:lvlText w:val="%1."/>
+      <w:lvlText w:val="%1)"/>
       <w:lvlJc w:val="left"/>
       <w:pPr>
-        <w:ind w:left="576" w:hanging="316"/>
-      </w:pPr>
+        <w:ind w:left="851" w:hanging="425"/>
+      </w:pPr>
+      <w:rPr>
+        <w:rFonts w:ascii="Times New Roman" w:cs="Times New Roman" w:eastAsia="Times New Roman" w:hAnsi="Times New Roman"/>
+        <w:sz w:val="28"/>
+        <w:szCs w:val="28"/>
+      </w:rPr>
+    </w:lvl>
+  </w:abstractNum>
+  <w:abstractNum w:abstractNumId="5" w15:restartNumberingAfterBreak="0">
+    <w:multiLevelType w:val="hybridMultilevel"/>
+    <w:lvl w:ilvl="0" w:tentative="1">
+      <w:start w:val="1"/>
+      <w:numFmt w:val="decimal"/>
+      <w:lvlText w:val="%1)"/>
+      <w:lvlJc w:val="left"/>
+      <w:pPr>
+        <w:ind w:left="851" w:hanging="425"/>
+      </w:pPr>
+      <w:rPr>
+        <w:rFonts w:ascii="Times New Roman" w:cs="Times New Roman" w:eastAsia="Times New Roman" w:hAnsi="Times New Roman"/>
+        <w:sz w:val="28"/>
+        <w:szCs w:val="28"/>
+      </w:rPr>
+    </w:lvl>
+  </w:abstractNum>
+  <w:abstractNum w:abstractNumId="6" w15:restartNumberingAfterBreak="0">
+    <w:multiLevelType w:val="hybridMultilevel"/>
+    <w:lvl w:ilvl="0" w:tentative="1">
+      <w:start w:val="1"/>
+      <w:numFmt w:val="decimal"/>
+      <w:lvlText w:val="%1)"/>
+      <w:lvlJc w:val="left"/>
+      <w:pPr>
+        <w:ind w:left="851" w:hanging="425"/>
+      </w:pPr>
+      <w:rPr>
+        <w:rFonts w:ascii="Times New Roman" w:cs="Times New Roman" w:eastAsia="Times New Roman" w:hAnsi="Times New Roman"/>
+        <w:sz w:val="28"/>
+        <w:szCs w:val="28"/>
+      </w:rPr>
     </w:lvl>
   </w:abstractNum>
   <w:num w:numId="1">
@@ -407,7 +895,31 @@
     </w:lvlOverride>
   </w:num>
   <w:num w:numId="2">
+    <w:abstractNumId w:val="3"/>
+    <w:lvlOverride w:ilvl="0">
+      <w:startOverride w:val="1"/>
+    </w:lvlOverride>
+  </w:num>
+  <w:num w:numId="3">
     <w:abstractNumId w:val="4"/>
+    <w:lvlOverride w:ilvl="0">
+      <w:startOverride w:val="1"/>
+    </w:lvlOverride>
+  </w:num>
+  <w:num w:numId="4">
+    <w:abstractNumId w:val="5"/>
+    <w:lvlOverride w:ilvl="0">
+      <w:startOverride w:val="1"/>
+    </w:lvlOverride>
+  </w:num>
+  <w:num w:numId="5">
+    <w:abstractNumId w:val="6"/>
+    <w:lvlOverride w:ilvl="0">
+      <w:startOverride w:val="1"/>
+    </w:lvlOverride>
+  </w:num>
+  <w:num w:numId="6">
+    <w:abstractNumId w:val="2"/>
     <w:lvlOverride w:ilvl="0">
       <w:startOverride w:val="1"/>
     </w:lvlOverride>
@@ -421,8 +933,8 @@
     <w:rPrDefault>
       <w:rPr>
         <w:rFonts w:ascii="Times New Roman" w:cs="Times New Roman" w:eastAsia="Times New Roman" w:hAnsi="Times New Roman"/>
-        <w:sz w:val="24"/>
-        <w:szCs w:val="24"/>
+        <w:sz w:val="28"/>
+        <w:szCs w:val="28"/>
       </w:rPr>
     </w:rPrDefault>
     <w:pPrDefault/>
@@ -557,7 +1069,7 @@
     <w:unhideWhenUsed/>
     <w:pPr>
       <w:spacing w:after="100"/>
-      <w:ind w:left="240"/>
+      <w:ind w:left="280"/>
     </w:pPr>
   </w:style>
   <w:style w:type="paragraph" w:styleId="TOC3">
@@ -569,7 +1081,7 @@
     <w:unhideWhenUsed/>
     <w:pPr>
       <w:spacing w:after="100"/>
-      <w:ind w:left="480"/>
+      <w:ind w:left="560"/>
     </w:pPr>
   </w:style>
   <w:style w:type="paragraph" w:styleId="TOC4">
@@ -581,7 +1093,7 @@
     <w:unhideWhenUsed/>
     <w:pPr>
       <w:spacing w:after="100"/>
-      <w:ind w:left="720"/>
+      <w:ind w:left="840"/>
     </w:pPr>
   </w:style>
   <w:style w:type="paragraph" w:styleId="TOC5">
@@ -593,7 +1105,7 @@
     <w:unhideWhenUsed/>
     <w:pPr>
       <w:spacing w:after="100"/>
-      <w:ind w:left="960"/>
+      <w:ind w:left="1120"/>
     </w:pPr>
   </w:style>
   <w:style w:type="paragraph" w:styleId="TOC6">
@@ -605,23 +1117,11 @@
     <w:unhideWhenUsed/>
     <w:pPr>
       <w:spacing w:after="100"/>
-      <w:ind w:left="1200"/>
+      <w:ind w:left="1400"/>
     </w:pPr>
   </w:style>
   <w:style w:type="paragraph" w:styleId="TOC7">
     <w:name w:val="toc 7"/>
-    <w:basedOn w:val="Normal"/>
-    <w:next w:val="Normal"/>
-    <w:uiPriority w:val="39"/>
-    <w:semiHidden/>
-    <w:unhideWhenUsed/>
-    <w:pPr>
-      <w:spacing w:after="100"/>
-      <w:ind w:left="1440"/>
-    </w:pPr>
-  </w:style>
-  <w:style w:type="paragraph" w:styleId="TOC8">
-    <w:name w:val="toc 8"/>
     <w:basedOn w:val="Normal"/>
     <w:next w:val="Normal"/>
     <w:uiPriority w:val="39"/>
@@ -632,6 +1132,18 @@
       <w:ind w:left="1680"/>
     </w:pPr>
   </w:style>
+  <w:style w:type="paragraph" w:styleId="TOC8">
+    <w:name w:val="toc 8"/>
+    <w:basedOn w:val="Normal"/>
+    <w:next w:val="Normal"/>
+    <w:uiPriority w:val="39"/>
+    <w:semiHidden/>
+    <w:unhideWhenUsed/>
+    <w:pPr>
+      <w:spacing w:after="100"/>
+      <w:ind w:left="1960"/>
+    </w:pPr>
+  </w:style>
   <w:style w:type="paragraph" w:styleId="TOC9">
     <w:name w:val="toc 9"/>
     <w:basedOn w:val="Normal"/>
@@ -641,7 +1153,7 @@
     <w:unhideWhenUsed/>
     <w:pPr>
       <w:spacing w:after="100"/>
-      <w:ind w:left="1920"/>
+      <w:ind w:left="2240"/>
     </w:pPr>
   </w:style>
   <w:style w:type="character" w:styleId="Hyperlink">
@@ -741,15 +1253,16 @@
     <w:next w:val="Normal"/>
     <w:qFormat/>
     <w:pPr>
-      <w:spacing w:after="200"/>
-      <w:jc w:val="center"/>
+      <w:spacing w:after="240" w:before="0"/>
+      <w:outlineLvl w:val="0"/>
     </w:pPr>
     <w:rPr>
       <w:rFonts w:ascii="Times New Roman" w:cs="Times New Roman" w:eastAsia="Times New Roman" w:hAnsi="Times New Roman"/>
       <w:b/>
       <w:bCs/>
-      <w:sz w:val="28"/>
-      <w:szCs w:val="28"/>
+      <w:color w:val="000000"/>
+      <w:sz w:val="30"/>
+      <w:szCs w:val="30"/>
     </w:rPr>
   </w:style>
   <w:style w:type="paragraph" w:styleId="Heading2">
@@ -757,12 +1270,17 @@
     <w:basedOn w:val="Normal"/>
     <w:next w:val="Normal"/>
     <w:qFormat/>
+    <w:pPr>
+      <w:spacing w:after="100" w:before="200"/>
+      <w:outlineLvl w:val="1"/>
+    </w:pPr>
     <w:rPr>
       <w:rFonts w:ascii="Times New Roman" w:cs="Times New Roman" w:eastAsia="Times New Roman" w:hAnsi="Times New Roman"/>
       <w:b/>
       <w:bCs/>
-      <w:sz w:val="26"/>
-      <w:szCs w:val="26"/>
+      <w:color w:val="000000"/>
+      <w:sz w:val="28"/>
+      <w:szCs w:val="28"/>
     </w:rPr>
   </w:style>
 </w:styles>

--- a/javoblar/007.docx
+++ b/javoblar/007.docx
@@ -542,7 +542,7 @@
           <w:sz w:val="28"/>
           <w:szCs w:val="28"/>
         </w:rPr>
-        <w:t xml:space="preserve">Immun tizim tug'ma va orttirilgan qismlardan iborat bo'lib, orttirilgan immunitet tabiiy va sun'iy, faol va sust turlarga bo'linadi. Epidemiologik nuqtai nazardan emlash orqali hosil qilingan sun'iy faol immunitet aholi moyilligini kamaytirishning eng samarali yo'li; sust immunitet esa shoshilinch profilaktikada qo'llanadi. Emlash qamrovi hududlar va guruhlar kesimida nazorat qilinishi shart [1, 2]. Shu bilan birga immunitet cheksiz himoya bermaydi: u qo'zg'atuvchi dozasiga, uning virulentligiga va organizmning umumiy holatiga bog'liq bo'ladi [1, 2]. Shuning uchun vrach-epidemiolog aholining immun holatini baholab, emlash, shoshilinch profilaktika va sanitariya-gigiyena tadbirlarini birgalikda rejalashtirishi, immunitetni faqat bitta mudofaa vositasi sifatida emas, balki epidemik jarayonni boshqarishning bir qismi sifatida ko'rishi lozim.</w:t>
+        <w:t xml:space="preserve">Immun tizim tug'ma va orttirilgan qismlardan iborat bo'lib, orttirilgan immunitet tabiiy va sun'iy, faol va sust turlarga bo'linadi. Epidemiologik nuqtai nazardan emlash orqali hosil qilingan sun'iy faol immunitet aholi moyilligini kamaytirishning eng samarali yo'li; sust immunitet esa shoshilinch profilaktikada qo'llanadi. Emlash qamrovi hududlar va guruhlar kesimida nazorat qilinishi shart [1, 2]. Shu bilan birga immunitet cheksiz himoya bermaydi: u qo'zg'atuvchi dozasiga, uning virulentligiga va organizmning umumiy holatiga bog'liq bo'ladi [1, 2]. Shuning uchun vrach-epidemiolog aholining immun holatini baholab, emlash, shoshilinch profilaktika va sanitariya-gigiyena tadbirlarini birgalikda rejalashtirishi, immunitetni faqat bitta mudofaa vositasi sifatida emas, balki epidemik jarayonni boshqarishning bir qismi sifatida ko'rishi lozim. JSSTga ko'ra, vaksina immun tizimni antitelo ishlab chiqarishga o'rgatadi va kasallikni eslab qoladigan immun xotira hosil qiladi [5].</w:t>
       </w:r>
     </w:p>
     <w:p>
@@ -631,6 +631,24 @@
           <w:szCs w:val="28"/>
         </w:rPr>
         <w:t xml:space="preserve">Zornikov D.L., Litusov N.V. Osnovy protivoinfektsionnoy immunologii (o'quv qo'llanma). Yekaterinburg, 2016. 34 s., 4-bob (rus tilida). Manba: xayrullokomilov.uz/kutubxona, material № 1484.</w:t>
+      </w:r>
+    </w:p>
+    <w:p>
+      <w:pPr>
+        <w:pStyle w:val="ListParagraph"/>
+        <w:numPr>
+          <w:ilvl w:val="0"/>
+          <w:numId w:val="6"/>
+        </w:numPr>
+        <w:spacing w:after="80" w:line="260"/>
+      </w:pPr>
+      <w:r>
+        <w:rPr>
+          <w:rFonts w:ascii="Times New Roman" w:cs="Times New Roman" w:eastAsia="Times New Roman" w:hAnsi="Times New Roman"/>
+          <w:sz w:val="28"/>
+          <w:szCs w:val="28"/>
+        </w:rPr>
+        <w:t xml:space="preserve">World Health Organization. Vaccines and immunization: What is vaccination? URL: https://www.who.int/news-room/questions-and-answers/item/vaccines-and-immunization-what-is-vaccination (kirilgan sana: 30.10.2026).</w:t>
       </w:r>
     </w:p>
     <w:sectPr>
